--- a/public/MyMenu-Presentation-Script.docx
+++ b/public/MyMenu-Presentation-Script.docx
@@ -1488,7 +1488,6 @@
           <w:sz w:val="25"/>
           <w:szCs w:val="25"/>
         </w:rPr>
-        <w:lastRenderedPageBreak/>
         <w:t>“</w:t>
       </w:r>
       <w:r>
@@ -2018,7 +2017,6 @@
           <w:sz w:val="25"/>
           <w:szCs w:val="25"/>
         </w:rPr>
-        <w:lastRenderedPageBreak/>
         <w:t>“You might be thinking: if this is such a good idea, why has nobody done it? Somebody did.”</w:t>
       </w:r>
     </w:p>
@@ -2360,7 +2358,6 @@
           <w:sz w:val="25"/>
           <w:szCs w:val="25"/>
         </w:rPr>
-        <w:lastRenderedPageBreak/>
         <w:t>“</w:t>
       </w:r>
       <w:r>
@@ -2651,21 +2648,8 @@
           <w:sz w:val="25"/>
           <w:szCs w:val="25"/>
         </w:rPr>
-        <w:t xml:space="preserve"> Switch to the kitchen screen. The order is already there. Move it to cooking, then ready.</w:t>
-      </w:r>
-    </w:p>
-    <w:p>
-      <w:pPr>
-        <w:pStyle w:val="NormalWeb"/>
-        <w:spacing w:before="140" w:beforeAutospacing="0" w:after="0" w:afterAutospacing="0" w:line="324" w:lineRule="auto"/>
-        <w:ind w:left="280"/>
-        <w:rPr>
-          <w:rFonts w:ascii="Segoe UI" w:hAnsi="Segoe UI" w:cs="Segoe UI"/>
-          <w:color w:val="16181D"/>
-          <w:sz w:val="25"/>
-          <w:szCs w:val="25"/>
-        </w:rPr>
-      </w:pPr>
+        <w:t xml:space="preserve"> Switch to the kitchen screen. The order is already there. Tap it through cooking, then ready, </w:t>
+      </w:r>
       <w:r>
         <w:rPr>
           <w:rStyle w:val="Strong"/>
@@ -2674,6 +2658,38 @@
           <w:sz w:val="25"/>
           <w:szCs w:val="25"/>
         </w:rPr>
+        <w:t>then done</w:t>
+      </w:r>
+      <w:r>
+        <w:rPr>
+          <w:rFonts w:ascii="Segoe UI" w:hAnsi="Segoe UI" w:cs="Segoe UI"/>
+          <w:color w:val="16181D"/>
+          <w:sz w:val="25"/>
+          <w:szCs w:val="25"/>
+        </w:rPr>
+        <w:t>.</w:t>
+      </w:r>
+    </w:p>
+    <w:p>
+      <w:pPr>
+        <w:pStyle w:val="NormalWeb"/>
+        <w:spacing w:before="140" w:beforeAutospacing="0" w:after="0" w:afterAutospacing="0" w:line="324" w:lineRule="auto"/>
+        <w:ind w:left="280"/>
+        <w:rPr>
+          <w:rFonts w:ascii="Segoe UI" w:hAnsi="Segoe UI" w:cs="Segoe UI"/>
+          <w:color w:val="16181D"/>
+          <w:sz w:val="25"/>
+          <w:szCs w:val="25"/>
+        </w:rPr>
+      </w:pPr>
+      <w:r>
+        <w:rPr>
+          <w:rStyle w:val="Strong"/>
+          <w:rFonts w:ascii="Segoe UI" w:hAnsi="Segoe UI" w:cs="Segoe UI"/>
+          <w:color w:val="16181D"/>
+          <w:sz w:val="25"/>
+          <w:szCs w:val="25"/>
+        </w:rPr>
         <w:t>4.</w:t>
       </w:r>
       <w:r>
@@ -2683,7 +2699,7 @@
           <w:sz w:val="25"/>
           <w:szCs w:val="25"/>
         </w:rPr>
-        <w:t xml:space="preserve"> Open the owner’s dashboard. “And the savings counter has gone up.”</w:t>
+        <w:t xml:space="preserve"> Open the owner’s dashboard. “Today’s orders just went from zero to one — and the savings counter has gone up.”</w:t>
       </w:r>
     </w:p>
     <w:p>
@@ -2700,12 +2716,31 @@
       </w:pPr>
       <w:r>
         <w:rPr>
+          <w:rStyle w:val="Strong"/>
           <w:rFonts w:ascii="Segoe UI" w:hAnsi="Segoe UI" w:cs="Segoe UI"/>
           <w:color w:val="0A5D47"/>
           <w:sz w:val="21"/>
           <w:szCs w:val="21"/>
         </w:rPr>
-        <w:t>Four steps. Do not tour every page. Stop on the savings counter.</w:t>
+        <w:t>Tap the order all the way to “done”.</w:t>
+      </w:r>
+      <w:r>
+        <w:rPr>
+          <w:rFonts w:ascii="Segoe UI" w:hAnsi="Segoe UI" w:cs="Segoe UI"/>
+          <w:color w:val="0A5D47"/>
+          <w:sz w:val="21"/>
+          <w:szCs w:val="21"/>
+        </w:rPr>
+        <w:t xml:space="preserve"> The savings counter only counts finished orders, so if you stop at “ready” </w:t>
+      </w:r>
+      <w:r>
+        <w:rPr>
+          <w:rFonts w:ascii="Segoe UI" w:hAnsi="Segoe UI" w:cs="Segoe UI"/>
+          <w:color w:val="0A5D47"/>
+          <w:sz w:val="21"/>
+          <w:szCs w:val="21"/>
+        </w:rPr>
+        <w:t>the number you are pointing at will not have moved. Four steps, do not tour every page, stop on the savings counter.</w:t>
       </w:r>
     </w:p>
     <w:p>
@@ -2924,22 +2959,7 @@
           <w:rFonts w:ascii="Segoe UI" w:hAnsi="Segoe UI" w:cs="Segoe UI"/>
           <w:color w:val="5B6270"/>
         </w:rPr>
-        <w:t xml:space="preserve">How many possible customers exist. 26,795 restaurants and cafés in the UAE — </w:t>
-      </w:r>
-      <w:r>
-        <w:rPr>
-          <w:rFonts w:ascii="Segoe UI" w:hAnsi="Segoe UI" w:cs="Segoe UI"/>
-          <w:color w:val="5B6270"/>
-        </w:rPr>
-        <w:t xml:space="preserve">but </w:t>
-      </w:r>
-      <w:r>
-        <w:rPr>
-          <w:rFonts w:ascii="Segoe UI" w:hAnsi="Segoe UI" w:cs="Segoe UI"/>
-          <w:color w:val="5B6270"/>
-        </w:rPr>
-        <w:lastRenderedPageBreak/>
-        <w:t>only about 12,000 of them are small independents, and those are the ones you are actually counting.</w:t>
+        <w:t>How many possible customers exist. 26,795 restaurants and cafés in the UAE — but only about 12,000 of them are small independents, and those are the ones you are actually counting.</w:t>
       </w:r>
     </w:p>
     <w:p>
@@ -2972,7 +2992,14 @@
           <w:rFonts w:ascii="Segoe UI" w:hAnsi="Segoe UI" w:cs="Segoe UI"/>
           <w:color w:val="5B6270"/>
         </w:rPr>
-        <w:t>The exact kind of customer you sell to, not “everybody”. Yours: the owner of a one-branch cafeteria, 30 to 50, own name on the licence, in Deira or Karama or Al Nahda, 20 to 60 thousand a month, runs the place on WhatsApp.</w:t>
+        <w:t>The exact kind of customer you sell to, not “everybody”</w:t>
+      </w:r>
+      <w:r>
+        <w:rPr>
+          <w:rFonts w:ascii="Segoe UI" w:hAnsi="Segoe UI" w:cs="Segoe UI"/>
+          <w:color w:val="5B6270"/>
+        </w:rPr>
+        <w:t>. Yours: the owner of a one-branch cafeteria, 30 to 50, own name on the licence, in Deira or Karama or Al Nahda, 20 to 60 thousand a month, runs the place on WhatsApp.</w:t>
       </w:r>
     </w:p>
     <w:p>

--- a/public/MyMenu-Presentation-Script.docx
+++ b/public/MyMenu-Presentation-Script.docx
@@ -1374,6 +1374,72 @@
         </w:rPr>
         <w:t>Do not read the table row by row — they can read. Say the “bigger kitchen than his” line slowly, then move on.</w:t>
       </w:r>
+      <w:r>
+        <w:rPr>
+          <w:rFonts w:ascii="Segoe UI" w:hAnsi="Segoe UI" w:cs="Segoe UI"/>
+          <w:color w:val="0A5D47"/>
+          <w:sz w:val="21"/>
+          <w:szCs w:val="21"/>
+        </w:rPr>
+        <w:br/>
+      </w:r>
+      <w:r>
+        <w:rPr>
+          <w:rFonts w:ascii="Segoe UI" w:hAnsi="Segoe UI" w:cs="Segoe UI"/>
+          <w:color w:val="0A5D47"/>
+          <w:sz w:val="21"/>
+          <w:szCs w:val="21"/>
+        </w:rPr>
+        <w:br/>
+      </w:r>
+      <w:r>
+        <w:rPr>
+          <w:rStyle w:val="Strong"/>
+          <w:rFonts w:ascii="Segoe UI" w:hAnsi="Segoe UI" w:cs="Segoe UI"/>
+          <w:color w:val="0A5D47"/>
+          <w:sz w:val="21"/>
+          <w:szCs w:val="21"/>
+        </w:rPr>
+        <w:t>If he asks “is it in Arabic?”</w:t>
+      </w:r>
+      <w:r>
+        <w:rPr>
+          <w:rFonts w:ascii="Segoe UI" w:hAnsi="Segoe UI" w:cs="Segoe UI"/>
+          <w:color w:val="0A5D47"/>
+          <w:sz w:val="21"/>
+          <w:szCs w:val="21"/>
+        </w:rPr>
+        <w:t xml:space="preserve"> — the honest answer, and it is a good one: “</w:t>
+      </w:r>
+      <w:r>
+        <w:rPr>
+          <w:rFonts w:ascii="Segoe UI" w:hAnsi="Segoe UI" w:cs="Segoe UI"/>
+          <w:color w:val="0A5D47"/>
+          <w:sz w:val="21"/>
+          <w:szCs w:val="21"/>
+        </w:rPr>
+        <w:t xml:space="preserve">The layout flips to Arabic today and I can show you right now. The words are done on the sign-in and the kitchen, not yet </w:t>
+      </w:r>
+      <w:r>
+        <w:rPr>
+          <w:rFonts w:ascii="Segoe UI" w:hAnsi="Segoe UI" w:cs="Segoe UI"/>
+          <w:color w:val="0A5D47"/>
+          <w:sz w:val="21"/>
+          <w:szCs w:val="21"/>
+        </w:rPr>
+        <w:lastRenderedPageBreak/>
+        <w:t xml:space="preserve">everywhere. That is the next thing I build, and it is why part of the money is a part-time Arabic speaker.” Then offer to switch it on. </w:t>
+      </w:r>
+      <w:r>
+        <w:rPr>
+          <w:rStyle w:val="Strong"/>
+          <w:rFonts w:ascii="Segoe UI" w:hAnsi="Segoe UI" w:cs="Segoe UI"/>
+          <w:color w:val="0A5D47"/>
+          <w:sz w:val="21"/>
+          <w:szCs w:val="21"/>
+        </w:rPr>
+        <w:t>Do not say it is finished.</w:t>
+      </w:r>
     </w:p>
     <w:tbl>
       <w:tblPr>
@@ -1488,6 +1554,28 @@
           <w:sz w:val="25"/>
           <w:szCs w:val="25"/>
         </w:rPr>
+        <w:t>“I charge 300 dirhams a month. That is it. It does not matter if they do 50 orders or 5,000 orders — the price is the same.”</w:t>
+      </w:r>
+    </w:p>
+    <w:p>
+      <w:pPr>
+        <w:pStyle w:val="NormalWeb"/>
+        <w:spacing w:before="140" w:beforeAutospacing="0" w:after="0" w:afterAutospacing="0" w:line="324" w:lineRule="auto"/>
+        <w:ind w:left="280"/>
+        <w:rPr>
+          <w:rFonts w:ascii="Segoe UI" w:hAnsi="Segoe UI" w:cs="Segoe UI"/>
+          <w:color w:val="16181D"/>
+          <w:sz w:val="25"/>
+          <w:szCs w:val="25"/>
+        </w:rPr>
+      </w:pPr>
+      <w:r>
+        <w:rPr>
+          <w:rFonts w:ascii="Segoe UI" w:hAnsi="Segoe UI" w:cs="Segoe UI"/>
+          <w:color w:val="16181D"/>
+          <w:sz w:val="25"/>
+          <w:szCs w:val="25"/>
+        </w:rPr>
         <w:t>“</w:t>
       </w:r>
       <w:r>
@@ -1497,29 +1585,7 @@
           <w:sz w:val="25"/>
           <w:szCs w:val="25"/>
         </w:rPr>
-        <w:t>I charge 300 dirhams a month. That is it. It does not matter if they do 50 orders or 5,000 orders — the price is the same.”</w:t>
-      </w:r>
-    </w:p>
-    <w:p>
-      <w:pPr>
-        <w:pStyle w:val="NormalWeb"/>
-        <w:spacing w:before="140" w:beforeAutospacing="0" w:after="0" w:afterAutospacing="0" w:line="324" w:lineRule="auto"/>
-        <w:ind w:left="280"/>
-        <w:rPr>
-          <w:rFonts w:ascii="Segoe UI" w:hAnsi="Segoe UI" w:cs="Segoe UI"/>
-          <w:color w:val="16181D"/>
-          <w:sz w:val="25"/>
-          <w:szCs w:val="25"/>
-        </w:rPr>
-      </w:pPr>
-      <w:r>
-        <w:rPr>
-          <w:rFonts w:ascii="Segoe UI" w:hAnsi="Segoe UI" w:cs="Segoe UI"/>
-          <w:color w:val="16181D"/>
-          <w:sz w:val="25"/>
-          <w:szCs w:val="25"/>
-        </w:rPr>
-        <w:t>“The first 30 orders every month are free, so they can try it properly before they pay me anything.”</w:t>
+        <w:t>The first 30 orders every month are free, so they can try it properly before they pay me anything.”</w:t>
       </w:r>
     </w:p>
     <w:p>
@@ -1901,6 +1967,7 @@
           <w:sz w:val="25"/>
           <w:szCs w:val="25"/>
         </w:rPr>
+        <w:lastRenderedPageBreak/>
         <w:t>“I am not asking you to believe I will get all of them. My target is 1,000 restaurants in three years. That is under 4 out of every 100. And 1,000 restaurants is 3.6 million dirhams a year.”</w:t>
       </w:r>
     </w:p>
@@ -2336,6 +2403,7 @@
           <w:sz w:val="25"/>
           <w:szCs w:val="25"/>
         </w:rPr>
+        <w:lastRenderedPageBreak/>
         <w:t>“If you would rather own the whole thing instead: 750,000 buys all of it — the code, the brand, the customers — and I stay on at 8,000 a month to run it and fix it. I will be honest, I would rather you took the first deal. And if the plan works, so would you.”</w:t>
       </w:r>
     </w:p>
@@ -2879,6 +2947,7 @@
           <w:bCs/>
           <w:color w:val="16181D"/>
         </w:rPr>
+        <w:lastRenderedPageBreak/>
         <w:t>Break even</w:t>
       </w:r>
       <w:r>

--- a/public/MyMenu-Presentation-Script.docx
+++ b/public/MyMenu-Presentation-Script.docx
@@ -64,7 +64,7 @@
           <w:sz w:val="22"/>
           <w:szCs w:val="22"/>
         </w:rPr>
-        <w:t>8 minutes of talking, then 5 minutes showing the app, then 2 for questions.</w:t>
+        <w:t>8 min 20 of talking, then 5 minutes showing the app, then 1:40 for questions.</w:t>
       </w:r>
     </w:p>
     <w:tbl>
@@ -637,6 +637,247 @@
         <w:tblLook w:val="04A0" w:firstRow="1" w:lastRow="0" w:firstColumn="1" w:lastColumn="0" w:noHBand="0" w:noVBand="1"/>
       </w:tblPr>
       <w:tblGrid>
+        <w:gridCol w:w="7807"/>
+        <w:gridCol w:w="1219"/>
+      </w:tblGrid>
+      <w:tr>
+        <w:trPr>
+          <w:tblCellSpacing w:w="0" w:type="dxa"/>
+        </w:trPr>
+        <w:tc>
+          <w:tcPr>
+            <w:tcW w:w="0" w:type="auto"/>
+            <w:tcMar>
+              <w:top w:w="140" w:type="dxa"/>
+              <w:left w:w="0" w:type="dxa"/>
+              <w:bottom w:w="0" w:type="dxa"/>
+              <w:right w:w="0" w:type="dxa"/>
+            </w:tcMar>
+            <w:vAlign w:val="center"/>
+            <w:hideMark/>
+          </w:tcPr>
+          <w:p>
+            <w:pPr>
+              <w:spacing w:before="320"/>
+              <w:rPr>
+                <w:rFonts w:ascii="Segoe UI" w:eastAsia="Times New Roman" w:hAnsi="Segoe UI" w:cs="Segoe UI"/>
+                <w:b/>
+                <w:bCs/>
+                <w:color w:val="0A5D47"/>
+                <w:sz w:val="30"/>
+                <w:szCs w:val="30"/>
+              </w:rPr>
+            </w:pPr>
+            <w:r>
+              <w:rPr>
+                <w:rFonts w:ascii="Segoe UI" w:eastAsia="Times New Roman" w:hAnsi="Segoe UI" w:cs="Segoe UI"/>
+                <w:b/>
+                <w:bCs/>
+                <w:color w:val="0A5D47"/>
+                <w:sz w:val="30"/>
+                <w:szCs w:val="30"/>
+              </w:rPr>
+              <w:t>4. The customer pays too</w:t>
+            </w:r>
+          </w:p>
+        </w:tc>
+        <w:tc>
+          <w:tcPr>
+            <w:tcW w:w="0" w:type="auto"/>
+            <w:tcMar>
+              <w:top w:w="140" w:type="dxa"/>
+              <w:left w:w="0" w:type="dxa"/>
+              <w:bottom w:w="0" w:type="dxa"/>
+              <w:right w:w="0" w:type="dxa"/>
+            </w:tcMar>
+            <w:vAlign w:val="center"/>
+            <w:hideMark/>
+          </w:tcPr>
+          <w:p>
+            <w:pPr>
+              <w:spacing w:before="320"/>
+              <w:jc w:val="right"/>
+              <w:rPr>
+                <w:rFonts w:ascii="Segoe UI" w:eastAsia="Times New Roman" w:hAnsi="Segoe UI" w:cs="Segoe UI"/>
+                <w:color w:val="5B6270"/>
+                <w:sz w:val="20"/>
+                <w:szCs w:val="20"/>
+              </w:rPr>
+            </w:pPr>
+            <w:r>
+              <w:rPr>
+                <w:rFonts w:ascii="Segoe UI" w:eastAsia="Times New Roman" w:hAnsi="Segoe UI" w:cs="Segoe UI"/>
+                <w:color w:val="5B6270"/>
+                <w:sz w:val="20"/>
+                <w:szCs w:val="20"/>
+              </w:rPr>
+              <w:t>40 sec</w:t>
+            </w:r>
+          </w:p>
+        </w:tc>
+      </w:tr>
+    </w:tbl>
+    <w:p>
+      <w:pPr>
+        <w:pStyle w:val="NormalWeb"/>
+        <w:spacing w:before="140" w:beforeAutospacing="0" w:after="0" w:afterAutospacing="0" w:line="324" w:lineRule="auto"/>
+        <w:ind w:left="280"/>
+        <w:rPr>
+          <w:rFonts w:ascii="Segoe UI" w:hAnsi="Segoe UI" w:cs="Segoe UI"/>
+          <w:color w:val="16181D"/>
+          <w:sz w:val="25"/>
+          <w:szCs w:val="25"/>
+        </w:rPr>
+      </w:pPr>
+      <w:r>
+        <w:rPr>
+          <w:rFonts w:ascii="Segoe UI" w:hAnsi="Segoe UI" w:cs="Segoe UI"/>
+          <w:color w:val="16181D"/>
+          <w:sz w:val="25"/>
+          <w:szCs w:val="25"/>
+        </w:rPr>
+        <w:t>“</w:t>
+      </w:r>
+      <w:r>
+        <w:rPr>
+          <w:rFonts w:ascii="Segoe UI" w:hAnsi="Segoe UI" w:cs="Segoe UI"/>
+          <w:color w:val="16181D"/>
+          <w:sz w:val="25"/>
+          <w:szCs w:val="25"/>
+        </w:rPr>
+        <w:t>And the restaurant is not the only one paying. Here are four real Talabat checkouts.”</w:t>
+      </w:r>
+    </w:p>
+    <w:p>
+      <w:pPr>
+        <w:pStyle w:val="NormalWeb"/>
+        <w:spacing w:before="140" w:beforeAutospacing="0" w:after="0" w:afterAutospacing="0" w:line="324" w:lineRule="auto"/>
+        <w:ind w:left="280"/>
+        <w:rPr>
+          <w:rFonts w:ascii="Segoe UI" w:hAnsi="Segoe UI" w:cs="Segoe UI"/>
+          <w:color w:val="16181D"/>
+          <w:sz w:val="25"/>
+          <w:szCs w:val="25"/>
+        </w:rPr>
+      </w:pPr>
+      <w:r>
+        <w:rPr>
+          <w:rFonts w:ascii="Segoe UI" w:hAnsi="Segoe UI" w:cs="Segoe UI"/>
+          <w:color w:val="16181D"/>
+          <w:sz w:val="25"/>
+          <w:szCs w:val="25"/>
+        </w:rPr>
+        <w:t>“Six dirhams of food. Nine dirhams ninety-five of fees — a small order fee, a delivery fee, a service fee, and a fee for paying in cash. The fees cost more than the food. Two and a half times more.”</w:t>
+      </w:r>
+    </w:p>
+    <w:p>
+      <w:pPr>
+        <w:pStyle w:val="NormalWeb"/>
+        <w:spacing w:before="140" w:beforeAutospacing="0" w:after="0" w:afterAutospacing="0" w:line="324" w:lineRule="auto"/>
+        <w:ind w:left="280"/>
+        <w:rPr>
+          <w:rFonts w:ascii="Segoe UI" w:hAnsi="Segoe UI" w:cs="Segoe UI"/>
+          <w:color w:val="16181D"/>
+          <w:sz w:val="25"/>
+          <w:szCs w:val="25"/>
+        </w:rPr>
+      </w:pPr>
+      <w:r>
+        <w:rPr>
+          <w:rFonts w:ascii="Segoe UI" w:hAnsi="Segoe UI" w:cs="Segoe UI"/>
+          <w:color w:val="16181D"/>
+          <w:sz w:val="25"/>
+          <w:szCs w:val="25"/>
+        </w:rPr>
+        <w:t>“Look what happens as the order gets bigger. Forty-nine percent. Sixteen. Eight. The smaller the basket, the worse the damage — and a small basket is exactly what a cafeteria sells all day.”</w:t>
+      </w:r>
+    </w:p>
+    <w:p>
+      <w:pPr>
+        <w:pStyle w:val="NormalWeb"/>
+        <w:spacing w:before="140" w:beforeAutospacing="0" w:after="0" w:afterAutospacing="0" w:line="324" w:lineRule="auto"/>
+        <w:ind w:left="280"/>
+        <w:rPr>
+          <w:rFonts w:ascii="Segoe UI" w:hAnsi="Segoe UI" w:cs="Segoe UI"/>
+          <w:color w:val="16181D"/>
+          <w:sz w:val="25"/>
+          <w:szCs w:val="25"/>
+        </w:rPr>
+      </w:pPr>
+      <w:r>
+        <w:rPr>
+          <w:rFonts w:ascii="Segoe UI" w:hAnsi="Segoe UI" w:cs="Segoe UI"/>
+          <w:color w:val="16181D"/>
+          <w:sz w:val="25"/>
+          <w:szCs w:val="25"/>
+        </w:rPr>
+        <w:t>“</w:t>
+      </w:r>
+      <w:r>
+        <w:rPr>
+          <w:rFonts w:ascii="Segoe UI" w:hAnsi="Segoe UI" w:cs="Segoe UI"/>
+          <w:color w:val="16181D"/>
+          <w:sz w:val="25"/>
+          <w:szCs w:val="25"/>
+        </w:rPr>
+        <w:t>So the customer pays twenty-seven dirhams for eighteen dirhams of food, and decides the restaurant is expensive. The restaurant gets the blame for a price it never set.”</w:t>
+      </w:r>
+    </w:p>
+    <w:p>
+      <w:pPr>
+        <w:pStyle w:val="NormalWeb"/>
+        <w:shd w:val="clear" w:color="auto" w:fill="E6F2EE"/>
+        <w:spacing w:before="180" w:beforeAutospacing="0" w:after="0" w:afterAutospacing="0"/>
+        <w:rPr>
+          <w:rFonts w:ascii="Segoe UI" w:hAnsi="Segoe UI" w:cs="Segoe UI"/>
+          <w:color w:val="0A5D47"/>
+          <w:sz w:val="21"/>
+          <w:szCs w:val="21"/>
+        </w:rPr>
+      </w:pPr>
+      <w:r>
+        <w:rPr>
+          <w:rFonts w:ascii="Segoe UI" w:hAnsi="Segoe UI" w:cs="Segoe UI"/>
+          <w:color w:val="0A5D47"/>
+          <w:sz w:val="21"/>
+          <w:szCs w:val="21"/>
+        </w:rPr>
+        <w:t xml:space="preserve">Point at the </w:t>
+      </w:r>
+      <w:r>
+        <w:rPr>
+          <w:rStyle w:val="Strong"/>
+          <w:rFonts w:ascii="Segoe UI" w:hAnsi="Segoe UI" w:cs="Segoe UI"/>
+          <w:color w:val="0A5D47"/>
+          <w:sz w:val="21"/>
+          <w:szCs w:val="21"/>
+        </w:rPr>
+        <w:t>+166%</w:t>
+      </w:r>
+      <w:r>
+        <w:rPr>
+          <w:rFonts w:ascii="Segoe UI" w:hAnsi="Segoe UI" w:cs="Segoe UI"/>
+          <w:color w:val="0A5D47"/>
+          <w:sz w:val="21"/>
+          <w:szCs w:val="21"/>
+        </w:rPr>
+        <w:t xml:space="preserve"> and pause. That number does the work. Do not read the fee names out — they are on the slide. These are real screenshots you took yourself; say so.</w:t>
+      </w:r>
+    </w:p>
+    <w:tbl>
+      <w:tblPr>
+        <w:tblW w:w="5000" w:type="pct"/>
+        <w:tblCellSpacing w:w="0" w:type="dxa"/>
+        <w:tblBorders>
+          <w:top w:val="single" w:sz="12" w:space="0" w:color="C9C6C0"/>
+        </w:tblBorders>
+        <w:tblCellMar>
+          <w:left w:w="0" w:type="dxa"/>
+          <w:right w:w="0" w:type="dxa"/>
+        </w:tblCellMar>
+        <w:tblLook w:val="04A0" w:firstRow="1" w:lastRow="0" w:firstColumn="1" w:lastColumn="0" w:noHBand="0" w:noVBand="1"/>
+      </w:tblPr>
+      <w:tblGrid>
         <w:gridCol w:w="7413"/>
         <w:gridCol w:w="1613"/>
       </w:tblGrid>
@@ -677,7 +918,7 @@
                 <w:sz w:val="30"/>
                 <w:szCs w:val="30"/>
               </w:rPr>
-              <w:t>4. Who you sell to</w:t>
+              <w:t>5. Who you sell to</w:t>
             </w:r>
           </w:p>
         </w:tc>
@@ -736,6 +977,28 @@
           <w:sz w:val="25"/>
           <w:szCs w:val="25"/>
         </w:rPr>
+        <w:t>“Before I show you the solution, let me be exact about who I am selling to, because ‘restaurants’ is not an answer.”</w:t>
+      </w:r>
+    </w:p>
+    <w:p>
+      <w:pPr>
+        <w:pStyle w:val="NormalWeb"/>
+        <w:spacing w:before="140" w:beforeAutospacing="0" w:after="0" w:afterAutospacing="0" w:line="324" w:lineRule="auto"/>
+        <w:ind w:left="280"/>
+        <w:rPr>
+          <w:rFonts w:ascii="Segoe UI" w:hAnsi="Segoe UI" w:cs="Segoe UI"/>
+          <w:color w:val="16181D"/>
+          <w:sz w:val="25"/>
+          <w:szCs w:val="25"/>
+        </w:rPr>
+      </w:pPr>
+      <w:r>
+        <w:rPr>
+          <w:rFonts w:ascii="Segoe UI" w:hAnsi="Segoe UI" w:cs="Segoe UI"/>
+          <w:color w:val="16181D"/>
+          <w:sz w:val="25"/>
+          <w:szCs w:val="25"/>
+        </w:rPr>
         <w:t>“</w:t>
       </w:r>
       <w:r>
@@ -745,29 +1008,39 @@
           <w:sz w:val="25"/>
           <w:szCs w:val="25"/>
         </w:rPr>
-        <w:t>Before I show you the solution, let me be exact about who I am selling to, because ‘restaurants’ is not an answer.”</w:t>
-      </w:r>
-    </w:p>
-    <w:p>
-      <w:pPr>
-        <w:pStyle w:val="NormalWeb"/>
-        <w:spacing w:before="140" w:beforeAutospacing="0" w:after="0" w:afterAutospacing="0" w:line="324" w:lineRule="auto"/>
-        <w:ind w:left="280"/>
-        <w:rPr>
-          <w:rFonts w:ascii="Segoe UI" w:hAnsi="Segoe UI" w:cs="Segoe UI"/>
-          <w:color w:val="16181D"/>
-          <w:sz w:val="25"/>
-          <w:szCs w:val="25"/>
-        </w:rPr>
-      </w:pPr>
-      <w:r>
-        <w:rPr>
-          <w:rFonts w:ascii="Segoe UI" w:hAnsi="Segoe UI" w:cs="Segoe UI"/>
-          <w:color w:val="16181D"/>
-          <w:sz w:val="25"/>
-          <w:szCs w:val="25"/>
-        </w:rPr>
-        <w:t>“I sell to one man. He is between 30 and 50, his own name is on the trade licence, and he owns one cafeteria — shawarma, curry, karak. He is in Deira or Karama or Al Nahda. Not the Marina, because the Marina is hotels and franchises, and they buy enterprise systems.”</w:t>
+        <w:t>I sell to one man. He is between 30 and 50, his own name is on the trade licence, and he owns one cafeteria — shawarma, curry, karak. He is in Deira or Karama or Al Nahda. Not the Marina, because the Marina is hotels and franchises, and they buy enterprise systems.”</w:t>
+      </w:r>
+    </w:p>
+    <w:p>
+      <w:pPr>
+        <w:pStyle w:val="NormalWeb"/>
+        <w:spacing w:before="140" w:beforeAutospacing="0" w:after="0" w:afterAutospacing="0" w:line="324" w:lineRule="auto"/>
+        <w:ind w:left="280"/>
+        <w:rPr>
+          <w:rFonts w:ascii="Segoe UI" w:hAnsi="Segoe UI" w:cs="Segoe UI"/>
+          <w:color w:val="16181D"/>
+          <w:sz w:val="25"/>
+          <w:szCs w:val="25"/>
+        </w:rPr>
+      </w:pPr>
+      <w:r>
+        <w:rPr>
+          <w:rFonts w:ascii="Segoe UI" w:hAnsi="Segoe UI" w:cs="Segoe UI"/>
+          <w:color w:val="16181D"/>
+          <w:sz w:val="25"/>
+          <w:szCs w:val="25"/>
+        </w:rPr>
+        <w:t xml:space="preserve">“He turns over 20 to 60 thousand dirhams a month, and a third to a half of that goes through a delivery app. He runs his business on WhatsApp. There is no IT </w:t>
+      </w:r>
+      <w:r>
+        <w:rPr>
+          <w:rFonts w:ascii="Segoe UI" w:hAnsi="Segoe UI" w:cs="Segoe UI"/>
+          <w:color w:val="16181D"/>
+          <w:sz w:val="25"/>
+          <w:szCs w:val="25"/>
+        </w:rPr>
+        <w:lastRenderedPageBreak/>
+        <w:t>person to convince and no procurement department — he decides in one conversation.”</w:t>
       </w:r>
     </w:p>
     <w:p>
@@ -798,60 +1071,29 @@
           <w:sz w:val="25"/>
           <w:szCs w:val="25"/>
         </w:rPr>
-        <w:t>He turns over 20 to 60 thousand dirhams a month, and a third to a half of that goes through a delivery app. He runs his business on WhatsApp. There is no IT person to convince and no procurement department — he decides in one conversation.”</w:t>
-      </w:r>
-    </w:p>
-    <w:p>
-      <w:pPr>
-        <w:pStyle w:val="NormalWeb"/>
-        <w:spacing w:before="140" w:beforeAutospacing="0" w:after="0" w:afterAutospacing="0" w:line="324" w:lineRule="auto"/>
-        <w:ind w:left="280"/>
-        <w:rPr>
-          <w:rFonts w:ascii="Segoe UI" w:hAnsi="Segoe UI" w:cs="Segoe UI"/>
-          <w:color w:val="16181D"/>
-          <w:sz w:val="25"/>
-          <w:szCs w:val="25"/>
-        </w:rPr>
-      </w:pPr>
-      <w:r>
-        <w:rPr>
-          <w:rFonts w:ascii="Segoe UI" w:hAnsi="Segoe UI" w:cs="Segoe UI"/>
-          <w:color w:val="16181D"/>
-          <w:sz w:val="25"/>
-          <w:szCs w:val="25"/>
-        </w:rPr>
-        <w:t>“And I know what he types into Google, because it is the same three things: talabat commission rate, in English and in Arabic, and QR menu Dubai. That is my whole advertising plan.”</w:t>
-      </w:r>
-    </w:p>
-    <w:p>
-      <w:pPr>
-        <w:pStyle w:val="NormalWeb"/>
-        <w:spacing w:before="140" w:beforeAutospacing="0" w:after="0" w:afterAutospacing="0" w:line="324" w:lineRule="auto"/>
-        <w:ind w:left="280"/>
-        <w:rPr>
-          <w:rFonts w:ascii="Segoe UI" w:hAnsi="Segoe UI" w:cs="Segoe UI"/>
-          <w:color w:val="16181D"/>
-          <w:sz w:val="25"/>
-          <w:szCs w:val="25"/>
-        </w:rPr>
-      </w:pPr>
-      <w:r>
-        <w:rPr>
-          <w:rFonts w:ascii="Segoe UI" w:hAnsi="Segoe UI" w:cs="Segoe UI"/>
-          <w:color w:val="16181D"/>
-          <w:sz w:val="25"/>
-          <w:szCs w:val="25"/>
-        </w:rPr>
-        <w:t xml:space="preserve">“On the right is the person who actually taps the screen — </w:t>
-      </w:r>
-      <w:r>
-        <w:rPr>
-          <w:rFonts w:ascii="Segoe UI" w:hAnsi="Segoe UI" w:cs="Segoe UI"/>
-          <w:color w:val="16181D"/>
-          <w:sz w:val="25"/>
-          <w:szCs w:val="25"/>
-        </w:rPr>
-        <w:t>his customer. 18 to 40, lives here, ordering again from a place they already like. Which is exactly why it opens in the browser. Nobody installs an app for one shawarma shop.”</w:t>
+        <w:t>And I know what he types into Google, because it is the same three things: talabat commission rate, in English and in Arabic, and QR menu Dubai. That is my whole advertising plan.”</w:t>
+      </w:r>
+    </w:p>
+    <w:p>
+      <w:pPr>
+        <w:pStyle w:val="NormalWeb"/>
+        <w:spacing w:before="140" w:beforeAutospacing="0" w:after="0" w:afterAutospacing="0" w:line="324" w:lineRule="auto"/>
+        <w:ind w:left="280"/>
+        <w:rPr>
+          <w:rFonts w:ascii="Segoe UI" w:hAnsi="Segoe UI" w:cs="Segoe UI"/>
+          <w:color w:val="16181D"/>
+          <w:sz w:val="25"/>
+          <w:szCs w:val="25"/>
+        </w:rPr>
+      </w:pPr>
+      <w:r>
+        <w:rPr>
+          <w:rFonts w:ascii="Segoe UI" w:hAnsi="Segoe UI" w:cs="Segoe UI"/>
+          <w:color w:val="16181D"/>
+          <w:sz w:val="25"/>
+          <w:szCs w:val="25"/>
+        </w:rPr>
+        <w:t>“On the right is the person who actually taps the screen — his customer. 18 to 40, lives here, ordering again from a place they already like. Which is exactly why it opens in the browser. Nobody installs an app for one shawarma shop.”</w:t>
       </w:r>
     </w:p>
     <w:p>
@@ -892,7 +1134,16 @@
           <w:sz w:val="21"/>
           <w:szCs w:val="21"/>
         </w:rPr>
-        <w:t xml:space="preserve"> You are counting the ones you can actually sell to.</w:t>
+        <w:t xml:space="preserve"> </w:t>
+      </w:r>
+      <w:r>
+        <w:rPr>
+          <w:rFonts w:ascii="Segoe UI" w:hAnsi="Segoe UI" w:cs="Segoe UI"/>
+          <w:color w:val="0A5D47"/>
+          <w:sz w:val="21"/>
+          <w:szCs w:val="21"/>
+        </w:rPr>
+        <w:t>You are counting the ones you can actually sell to.</w:t>
       </w:r>
     </w:p>
     <w:tbl>
@@ -949,7 +1200,7 @@
                 <w:sz w:val="30"/>
                 <w:szCs w:val="30"/>
               </w:rPr>
-              <w:t>5. Your solution</w:t>
+              <w:t>6. Your solution</w:t>
             </w:r>
           </w:p>
         </w:tc>
@@ -1052,7 +1303,50 @@
           <w:sz w:val="25"/>
           <w:szCs w:val="25"/>
         </w:rPr>
-        <w:lastRenderedPageBreak/>
+        <w:t>“The kitchen gets one screen showing today’s orders. They tap to move an order from received, to cooking, to ready.”</w:t>
+      </w:r>
+    </w:p>
+    <w:p>
+      <w:pPr>
+        <w:pStyle w:val="NormalWeb"/>
+        <w:spacing w:before="140" w:beforeAutospacing="0" w:after="0" w:afterAutospacing="0" w:line="324" w:lineRule="auto"/>
+        <w:ind w:left="280"/>
+        <w:rPr>
+          <w:rFonts w:ascii="Segoe UI" w:hAnsi="Segoe UI" w:cs="Segoe UI"/>
+          <w:color w:val="16181D"/>
+          <w:sz w:val="25"/>
+          <w:szCs w:val="25"/>
+        </w:rPr>
+      </w:pPr>
+      <w:r>
+        <w:rPr>
+          <w:rFonts w:ascii="Segoe UI" w:hAnsi="Segoe UI" w:cs="Segoe UI"/>
+          <w:color w:val="16181D"/>
+          <w:sz w:val="25"/>
+          <w:szCs w:val="25"/>
+        </w:rPr>
+        <w:t>“The owner gets everything else — the money, the menu, and the customer list.”</w:t>
+      </w:r>
+    </w:p>
+    <w:p>
+      <w:pPr>
+        <w:pStyle w:val="NormalWeb"/>
+        <w:spacing w:before="140" w:beforeAutospacing="0" w:after="0" w:afterAutospacing="0" w:line="324" w:lineRule="auto"/>
+        <w:ind w:left="280"/>
+        <w:rPr>
+          <w:rFonts w:ascii="Segoe UI" w:hAnsi="Segoe UI" w:cs="Segoe UI"/>
+          <w:color w:val="16181D"/>
+          <w:sz w:val="25"/>
+          <w:szCs w:val="25"/>
+        </w:rPr>
+      </w:pPr>
+      <w:r>
+        <w:rPr>
+          <w:rFonts w:ascii="Segoe UI" w:hAnsi="Segoe UI" w:cs="Segoe UI"/>
+          <w:color w:val="16181D"/>
+          <w:sz w:val="25"/>
+          <w:szCs w:val="25"/>
+        </w:rPr>
         <w:t>“</w:t>
       </w:r>
       <w:r>
@@ -1062,51 +1356,7 @@
           <w:sz w:val="25"/>
           <w:szCs w:val="25"/>
         </w:rPr>
-        <w:t>The kitchen gets one screen showing today’s orders. They tap to move an order from received, to cooking, to ready.”</w:t>
-      </w:r>
-    </w:p>
-    <w:p>
-      <w:pPr>
-        <w:pStyle w:val="NormalWeb"/>
-        <w:spacing w:before="140" w:beforeAutospacing="0" w:after="0" w:afterAutospacing="0" w:line="324" w:lineRule="auto"/>
-        <w:ind w:left="280"/>
-        <w:rPr>
-          <w:rFonts w:ascii="Segoe UI" w:hAnsi="Segoe UI" w:cs="Segoe UI"/>
-          <w:color w:val="16181D"/>
-          <w:sz w:val="25"/>
-          <w:szCs w:val="25"/>
-        </w:rPr>
-      </w:pPr>
-      <w:r>
-        <w:rPr>
-          <w:rFonts w:ascii="Segoe UI" w:hAnsi="Segoe UI" w:cs="Segoe UI"/>
-          <w:color w:val="16181D"/>
-          <w:sz w:val="25"/>
-          <w:szCs w:val="25"/>
-        </w:rPr>
-        <w:t>“The owner gets everything else — the money, the menu, and the customer list.”</w:t>
-      </w:r>
-    </w:p>
-    <w:p>
-      <w:pPr>
-        <w:pStyle w:val="NormalWeb"/>
-        <w:spacing w:before="140" w:beforeAutospacing="0" w:after="0" w:afterAutospacing="0" w:line="324" w:lineRule="auto"/>
-        <w:ind w:left="280"/>
-        <w:rPr>
-          <w:rFonts w:ascii="Segoe UI" w:hAnsi="Segoe UI" w:cs="Segoe UI"/>
-          <w:color w:val="16181D"/>
-          <w:sz w:val="25"/>
-          <w:szCs w:val="25"/>
-        </w:rPr>
-      </w:pPr>
-      <w:r>
-        <w:rPr>
-          <w:rFonts w:ascii="Segoe UI" w:hAnsi="Segoe UI" w:cs="Segoe UI"/>
-          <w:color w:val="16181D"/>
-          <w:sz w:val="25"/>
-          <w:szCs w:val="25"/>
-        </w:rPr>
-        <w:t>“One important thing: I do not deliver food. The customer is at the table, or collects it, or the restaurant’s own driver takes it.”</w:t>
+        <w:t>One important thing: I do not deliver food. The customer is at the table, or collects it, or the restaurant’s own driver takes it.”</w:t>
       </w:r>
     </w:p>
     <w:tbl>
@@ -1163,7 +1413,7 @@
                 <w:sz w:val="30"/>
                 <w:szCs w:val="30"/>
               </w:rPr>
-              <w:t>6. What he could buy instead</w:t>
+              <w:t>7. What he could buy instead</w:t>
             </w:r>
           </w:p>
         </w:tc>
@@ -1244,38 +1494,38 @@
           <w:sz w:val="25"/>
           <w:szCs w:val="25"/>
         </w:rPr>
-        <w:t xml:space="preserve">“Talabat is not my rival, it is the problem </w:t>
-      </w:r>
-      <w:r>
-        <w:rPr>
-          <w:rFonts w:ascii="Segoe UI" w:hAnsi="Segoe UI" w:cs="Segoe UI"/>
-          <w:color w:val="16181D"/>
-          <w:sz w:val="25"/>
-          <w:szCs w:val="25"/>
-        </w:rPr>
-        <w:t>— it takes a third and it keeps his customer.”</w:t>
-      </w:r>
-    </w:p>
-    <w:p>
-      <w:pPr>
-        <w:pStyle w:val="NormalWeb"/>
-        <w:spacing w:before="140" w:beforeAutospacing="0" w:after="0" w:afterAutospacing="0" w:line="324" w:lineRule="auto"/>
-        <w:ind w:left="280"/>
-        <w:rPr>
-          <w:rFonts w:ascii="Segoe UI" w:hAnsi="Segoe UI" w:cs="Segoe UI"/>
-          <w:color w:val="16181D"/>
-          <w:sz w:val="25"/>
-          <w:szCs w:val="25"/>
-        </w:rPr>
-      </w:pPr>
-      <w:r>
-        <w:rPr>
-          <w:rFonts w:ascii="Segoe UI" w:hAnsi="Segoe UI" w:cs="Segoe UI"/>
-          <w:color w:val="16181D"/>
-          <w:sz w:val="25"/>
-          <w:szCs w:val="25"/>
-        </w:rPr>
-        <w:t>“ChatFood built almost exactly this in Dubai and got bought for it. That is proof, and I will come back to it in a minute. But they belong to Deliverect now, and Deliverect sells to chains.”</w:t>
+        <w:t>“Talabat is not my rival, it is the problem — it takes a third and it keeps his customer.”</w:t>
+      </w:r>
+    </w:p>
+    <w:p>
+      <w:pPr>
+        <w:pStyle w:val="NormalWeb"/>
+        <w:spacing w:before="140" w:beforeAutospacing="0" w:after="0" w:afterAutospacing="0" w:line="324" w:lineRule="auto"/>
+        <w:ind w:left="280"/>
+        <w:rPr>
+          <w:rFonts w:ascii="Segoe UI" w:hAnsi="Segoe UI" w:cs="Segoe UI"/>
+          <w:color w:val="16181D"/>
+          <w:sz w:val="25"/>
+          <w:szCs w:val="25"/>
+        </w:rPr>
+      </w:pPr>
+      <w:r>
+        <w:rPr>
+          <w:rFonts w:ascii="Segoe UI" w:hAnsi="Segoe UI" w:cs="Segoe UI"/>
+          <w:color w:val="16181D"/>
+          <w:sz w:val="25"/>
+          <w:szCs w:val="25"/>
+        </w:rPr>
+        <w:t>“</w:t>
+      </w:r>
+      <w:r>
+        <w:rPr>
+          <w:rFonts w:ascii="Segoe UI" w:hAnsi="Segoe UI" w:cs="Segoe UI"/>
+          <w:color w:val="16181D"/>
+          <w:sz w:val="25"/>
+          <w:szCs w:val="25"/>
+        </w:rPr>
+        <w:t>ChatFood built almost exactly this in Dubai and got bought for it. That is proof, and I will come back to it in a minute. But they belong to Deliverect now, and Deliverect sells to chains.”</w:t>
       </w:r>
     </w:p>
     <w:p>
@@ -1418,17 +1668,7 @@
           <w:sz w:val="21"/>
           <w:szCs w:val="21"/>
         </w:rPr>
-        <w:t xml:space="preserve">The layout flips to Arabic today and I can show you right now. The words are done on the sign-in and the kitchen, not yet </w:t>
-      </w:r>
-      <w:r>
-        <w:rPr>
-          <w:rFonts w:ascii="Segoe UI" w:hAnsi="Segoe UI" w:cs="Segoe UI"/>
-          <w:color w:val="0A5D47"/>
-          <w:sz w:val="21"/>
-          <w:szCs w:val="21"/>
-        </w:rPr>
-        <w:lastRenderedPageBreak/>
-        <w:t xml:space="preserve">everywhere. That is the next thing I build, and it is why part of the money is a part-time Arabic speaker.” Then offer to switch it on. </w:t>
+        <w:t xml:space="preserve">The layout flips to Arabic today and I can show you right now. The words are done on the sign-in and the kitchen, not yet everywhere. That is the next thing I build, and it is why part of the money is a part-time Arabic speaker.” Then offer to switch it on. </w:t>
       </w:r>
       <w:r>
         <w:rPr>
@@ -1495,7 +1735,7 @@
                 <w:sz w:val="30"/>
                 <w:szCs w:val="30"/>
               </w:rPr>
-              <w:t>7. How you make money</w:t>
+              <w:t>8. How you make money</w:t>
             </w:r>
           </w:p>
         </w:tc>
@@ -1664,7 +1904,7 @@
                 <w:sz w:val="30"/>
                 <w:szCs w:val="30"/>
               </w:rPr>
-              <w:t>8. Why they say yes</w:t>
+              <w:t>9. Why they say yes</w:t>
             </w:r>
           </w:p>
         </w:tc>
@@ -1815,8 +2055,8 @@
         <w:tblLook w:val="04A0" w:firstRow="1" w:lastRow="0" w:firstColumn="1" w:lastColumn="0" w:noHBand="0" w:noVBand="1"/>
       </w:tblPr>
       <w:tblGrid>
-        <w:gridCol w:w="7025"/>
-        <w:gridCol w:w="2001"/>
+        <w:gridCol w:w="7154"/>
+        <w:gridCol w:w="1872"/>
       </w:tblGrid>
       <w:tr>
         <w:trPr>
@@ -1855,7 +2095,7 @@
                 <w:sz w:val="30"/>
                 <w:szCs w:val="30"/>
               </w:rPr>
-              <w:t>9. The market</w:t>
+              <w:t>10. The market</w:t>
             </w:r>
           </w:p>
         </w:tc>
@@ -1889,7 +2129,7 @@
                 <w:sz w:val="20"/>
                 <w:szCs w:val="20"/>
               </w:rPr>
-              <w:t>40 sec</w:t>
+              <w:t>25 sec</w:t>
             </w:r>
           </w:p>
         </w:tc>
@@ -1914,61 +2154,79 @@
           <w:sz w:val="25"/>
           <w:szCs w:val="25"/>
         </w:rPr>
-        <w:t>“How big is this? There are 26,795 restaurants and cafés in the UAE. Almost 14,000 of them are in Dubai.”</w:t>
-      </w:r>
-    </w:p>
-    <w:p>
-      <w:pPr>
-        <w:pStyle w:val="NormalWeb"/>
-        <w:spacing w:before="140" w:beforeAutospacing="0" w:after="0" w:afterAutospacing="0" w:line="324" w:lineRule="auto"/>
-        <w:ind w:left="280"/>
-        <w:rPr>
-          <w:rFonts w:ascii="Segoe UI" w:hAnsi="Segoe UI" w:cs="Segoe UI"/>
-          <w:color w:val="16181D"/>
-          <w:sz w:val="25"/>
-          <w:szCs w:val="25"/>
-        </w:rPr>
-      </w:pPr>
-      <w:r>
-        <w:rPr>
-          <w:rFonts w:ascii="Segoe UI" w:hAnsi="Segoe UI" w:cs="Segoe UI"/>
-          <w:color w:val="16181D"/>
-          <w:sz w:val="25"/>
-          <w:szCs w:val="25"/>
-        </w:rPr>
-        <w:t>“</w:t>
-      </w:r>
-      <w:r>
-        <w:rPr>
-          <w:rFonts w:ascii="Segoe UI" w:hAnsi="Segoe UI" w:cs="Segoe UI"/>
-          <w:color w:val="16181D"/>
-          <w:sz w:val="25"/>
-          <w:szCs w:val="25"/>
-        </w:rPr>
-        <w:t>People spent 9.2 billion dirhams on food delivery here in 2024, and it grows about 7 percent every year. So this problem gets bigger, not smaller.”</w:t>
-      </w:r>
-    </w:p>
-    <w:p>
-      <w:pPr>
-        <w:pStyle w:val="NormalWeb"/>
-        <w:spacing w:before="140" w:beforeAutospacing="0" w:after="0" w:afterAutospacing="0" w:line="324" w:lineRule="auto"/>
-        <w:ind w:left="280"/>
-        <w:rPr>
-          <w:rFonts w:ascii="Segoe UI" w:hAnsi="Segoe UI" w:cs="Segoe UI"/>
-          <w:color w:val="16181D"/>
-          <w:sz w:val="25"/>
-          <w:szCs w:val="25"/>
-        </w:rPr>
-      </w:pPr>
-      <w:r>
-        <w:rPr>
-          <w:rFonts w:ascii="Segoe UI" w:hAnsi="Segoe UI" w:cs="Segoe UI"/>
-          <w:color w:val="16181D"/>
-          <w:sz w:val="25"/>
-          <w:szCs w:val="25"/>
-        </w:rPr>
-        <w:lastRenderedPageBreak/>
-        <w:t>“I am not asking you to believe I will get all of them. My target is 1,000 restaurants in three years. That is under 4 out of every 100. And 1,000 restaurants is 3.6 million dirhams a year.”</w:t>
+        <w:t>“There are 26,795 restaurants and café</w:t>
+      </w:r>
+      <w:r>
+        <w:rPr>
+          <w:rFonts w:ascii="Segoe UI" w:hAnsi="Segoe UI" w:cs="Segoe UI"/>
+          <w:color w:val="16181D"/>
+          <w:sz w:val="25"/>
+          <w:szCs w:val="25"/>
+        </w:rPr>
+        <w:t>s in the UAE, and 9.2 billion dirhams went through food delivery here in 2024, growing 7 percent a year. So the problem gets bigger, not smaller.”</w:t>
+      </w:r>
+    </w:p>
+    <w:p>
+      <w:pPr>
+        <w:pStyle w:val="NormalWeb"/>
+        <w:spacing w:before="140" w:beforeAutospacing="0" w:after="0" w:afterAutospacing="0" w:line="324" w:lineRule="auto"/>
+        <w:ind w:left="280"/>
+        <w:rPr>
+          <w:rFonts w:ascii="Segoe UI" w:hAnsi="Segoe UI" w:cs="Segoe UI"/>
+          <w:color w:val="16181D"/>
+          <w:sz w:val="25"/>
+          <w:szCs w:val="25"/>
+        </w:rPr>
+      </w:pPr>
+      <w:r>
+        <w:rPr>
+          <w:rFonts w:ascii="Segoe UI" w:hAnsi="Segoe UI" w:cs="Segoe UI"/>
+          <w:color w:val="16181D"/>
+          <w:sz w:val="25"/>
+          <w:szCs w:val="25"/>
+        </w:rPr>
+        <w:t>“I am not asking you to believe I get all of them. A thousand in three years is under 4 in every 100 — and a thousand is 3.6 million a year.”</w:t>
+      </w:r>
+    </w:p>
+    <w:p>
+      <w:pPr>
+        <w:pStyle w:val="NormalWeb"/>
+        <w:shd w:val="clear" w:color="auto" w:fill="E6F2EE"/>
+        <w:spacing w:before="180" w:beforeAutospacing="0" w:after="0" w:afterAutospacing="0"/>
+        <w:rPr>
+          <w:rFonts w:ascii="Segoe UI" w:hAnsi="Segoe UI" w:cs="Segoe UI"/>
+          <w:color w:val="0A5D47"/>
+          <w:sz w:val="21"/>
+          <w:szCs w:val="21"/>
+        </w:rPr>
+      </w:pPr>
+      <w:r>
+        <w:rPr>
+          <w:rFonts w:ascii="Segoe UI" w:hAnsi="Segoe UI" w:cs="Segoe UI"/>
+          <w:color w:val="0A5D47"/>
+          <w:sz w:val="21"/>
+          <w:szCs w:val="21"/>
+        </w:rPr>
+        <w:t xml:space="preserve">Shortened on purpose. </w:t>
+      </w:r>
+      <w:r>
+        <w:rPr>
+          <w:rStyle w:val="Strong"/>
+          <w:rFonts w:ascii="Segoe UI" w:hAnsi="Segoe UI" w:cs="Segoe UI"/>
+          <w:color w:val="0A5D47"/>
+          <w:sz w:val="21"/>
+          <w:szCs w:val="21"/>
+        </w:rPr>
+        <w:t>This is the slide to cut if you are behind</w:t>
+      </w:r>
+      <w:r>
+        <w:rPr>
+          <w:rFonts w:ascii="Segoe UI" w:hAnsi="Segoe UI" w:cs="Segoe UI"/>
+          <w:color w:val="0A5D47"/>
+          <w:sz w:val="21"/>
+          <w:szCs w:val="21"/>
+        </w:rPr>
+        <w:t xml:space="preserve"> — slide 5 already made the market argument that matters, and this one is only the size of it.</w:t>
       </w:r>
     </w:p>
     <w:tbl>
@@ -2025,7 +2283,7 @@
                 <w:sz w:val="30"/>
                 <w:szCs w:val="30"/>
               </w:rPr>
-              <w:t>10. Proof it works</w:t>
+              <w:t>11. Proof it works</w:t>
             </w:r>
           </w:p>
         </w:tc>
@@ -2084,28 +2342,6 @@
           <w:sz w:val="25"/>
           <w:szCs w:val="25"/>
         </w:rPr>
-        <w:t>“You might be thinking: if this is such a good idea, why has nobody done it? Somebody did.”</w:t>
-      </w:r>
-    </w:p>
-    <w:p>
-      <w:pPr>
-        <w:pStyle w:val="NormalWeb"/>
-        <w:spacing w:before="140" w:beforeAutospacing="0" w:after="0" w:afterAutospacing="0" w:line="324" w:lineRule="auto"/>
-        <w:ind w:left="280"/>
-        <w:rPr>
-          <w:rFonts w:ascii="Segoe UI" w:hAnsi="Segoe UI" w:cs="Segoe UI"/>
-          <w:color w:val="16181D"/>
-          <w:sz w:val="25"/>
-          <w:szCs w:val="25"/>
-        </w:rPr>
-      </w:pPr>
-      <w:r>
-        <w:rPr>
-          <w:rFonts w:ascii="Segoe UI" w:hAnsi="Segoe UI" w:cs="Segoe UI"/>
-          <w:color w:val="16181D"/>
-          <w:sz w:val="25"/>
-          <w:szCs w:val="25"/>
-        </w:rPr>
         <w:t>“</w:t>
       </w:r>
       <w:r>
@@ -2115,7 +2351,29 @@
           <w:sz w:val="25"/>
           <w:szCs w:val="25"/>
         </w:rPr>
-        <w:t>A Dubai company called ChatFood built almost exactly this. They took 100 million dirhams in orders and saved restaurants 30 million in commission. In May 2023, a company called Deliverect bought them.”</w:t>
+        <w:t>You might be thinking: if this is such a good idea, why has nobody done it? Somebody did.”</w:t>
+      </w:r>
+    </w:p>
+    <w:p>
+      <w:pPr>
+        <w:pStyle w:val="NormalWeb"/>
+        <w:spacing w:before="140" w:beforeAutospacing="0" w:after="0" w:afterAutospacing="0" w:line="324" w:lineRule="auto"/>
+        <w:ind w:left="280"/>
+        <w:rPr>
+          <w:rFonts w:ascii="Segoe UI" w:hAnsi="Segoe UI" w:cs="Segoe UI"/>
+          <w:color w:val="16181D"/>
+          <w:sz w:val="25"/>
+          <w:szCs w:val="25"/>
+        </w:rPr>
+      </w:pPr>
+      <w:r>
+        <w:rPr>
+          <w:rFonts w:ascii="Segoe UI" w:hAnsi="Segoe UI" w:cs="Segoe UI"/>
+          <w:color w:val="16181D"/>
+          <w:sz w:val="25"/>
+          <w:szCs w:val="25"/>
+        </w:rPr>
+        <w:t>“A Dubai company called ChatFood built almost exactly this. They took 100 million dirhams in orders and saved restaurants 30 million in commission. In May 2023, a company called Deliverect bought them.”</w:t>
       </w:r>
     </w:p>
     <w:p>
@@ -2159,7 +2417,16 @@
           <w:sz w:val="25"/>
           <w:szCs w:val="25"/>
         </w:rPr>
-        <w:t>“And ChatFood now belongs to a big company that sells to big chains. The small one-branch restaurant is not their customer any more. That is my gap.”</w:t>
+        <w:t>“</w:t>
+      </w:r>
+      <w:r>
+        <w:rPr>
+          <w:rFonts w:ascii="Segoe UI" w:hAnsi="Segoe UI" w:cs="Segoe UI"/>
+          <w:color w:val="16181D"/>
+          <w:sz w:val="25"/>
+          <w:szCs w:val="25"/>
+        </w:rPr>
+        <w:t>And ChatFood now belongs to a big company that sells to big chains. The small one-branch restaurant is not their customer any more. That is my gap.”</w:t>
       </w:r>
     </w:p>
     <w:p>
@@ -2238,7 +2505,7 @@
                 <w:sz w:val="30"/>
                 <w:szCs w:val="30"/>
               </w:rPr>
-              <w:t>11. The ask</w:t>
+              <w:t>12. The ask</w:t>
             </w:r>
           </w:p>
         </w:tc>
@@ -2403,7 +2670,6 @@
           <w:sz w:val="25"/>
           <w:szCs w:val="25"/>
         </w:rPr>
-        <w:lastRenderedPageBreak/>
         <w:t>“If you would rather own the whole thing instead: 750,000 buys all of it — the code, the brand, the customers — and I stay on at 8,000 a month to run it and fix it. I will be honest, I would rather you took the first deal. And if the plan works, so would you.”</w:t>
       </w:r>
     </w:p>
@@ -2574,7 +2840,7 @@
                 <w:sz w:val="30"/>
                 <w:szCs w:val="30"/>
               </w:rPr>
-              <w:t>12. The demo</w:t>
+              <w:t>13. The demo</w:t>
             </w:r>
           </w:p>
         </w:tc>
@@ -2947,7 +3213,6 @@
           <w:bCs/>
           <w:color w:val="16181D"/>
         </w:rPr>
-        <w:lastRenderedPageBreak/>
         <w:t>Break even</w:t>
       </w:r>
       <w:r>
